--- a/Introduccion a la Ingenieria/Kit docente/Clase 14/Guion Docente Clase 14 - Preparacion de la presentacion final.docx
+++ b/Introduccion a la Ingenieria/Kit docente/Clase 14/Guion Docente Clase 14 - Preparacion de la presentacion final.docx
@@ -643,101 +643,7 @@
           <w:color w:val="4A4A49"/>
           <w:sz w:val="22"/>
         </w:rPr>
-        <w:t xml:space="preserve">La apertura de hoy es una pregunta con trampa aritmética, y funciona porque la respuesta la descubren ellos: </w:t>
-      </w:r>
-      <w:r>
-        <w:rPr>
-          <w:b/>
-          <w:color w:val="4A4A49"/>
-          <w:sz w:val="22"/>
-        </w:rPr>
-        <w:t>¿cuánto dura contar el problema, los actores y el árbol de causas?</w:t>
-      </w:r>
-      <w:r>
-        <w:rPr>
-          <w:b w:val="0"/>
-          <w:color w:val="4A4A49"/>
-          <w:sz w:val="22"/>
-        </w:rPr>
-        <w:t xml:space="preserve"> Más de nueve minutos. Solo el árbol de causas de la sesión 6, contado como lo contaron entonces, se lleva cuatro.</w:t>
-      </w:r>
-    </w:p>
-    <w:p>
-      <w:r>
-        <w:rPr>
-          <w:b w:val="0"/>
-          <w:color w:val="4A4A49"/>
-          <w:sz w:val="22"/>
-        </w:rPr>
-        <w:t xml:space="preserve">De ahí sale la idea que ordena toda la sesión y que conviene decir literalmente: </w:t>
-      </w:r>
-      <w:r>
-        <w:rPr>
-          <w:b/>
-          <w:color w:val="4A4A49"/>
-          <w:sz w:val="22"/>
-        </w:rPr>
-        <w:t>una presentación no se acorta hablando rápido, se acorta eligiendo.</w:t>
-      </w:r>
-      <w:r>
-        <w:rPr>
-          <w:b w:val="0"/>
-          <w:color w:val="4A4A49"/>
-          <w:sz w:val="22"/>
-        </w:rPr>
-        <w:t xml:space="preserve"> Es la misma operación del alcance mínimo de la sesión 8 aplicada al tiempo en vez del producto. Los equipos que fracasan en la Clase 15 no fracasan por hablar mal: fracasan porque intentaron contarlo todo y se les acabó el tiempo en el tramo 2, dejando fuera precisamente el prototipo y los hallazgos, que es lo único que el jurado no conoce.</w:t>
-      </w:r>
-    </w:p>
-    <w:p>
-      <w:r>
-        <w:rPr>
-          <w:b w:val="0"/>
-          <w:color w:val="4A4A49"/>
-          <w:sz w:val="22"/>
-        </w:rPr>
-        <w:t xml:space="preserve">En el muro, cada equipo escribe </w:t>
-      </w:r>
-      <w:r>
-        <w:rPr>
-          <w:b/>
-          <w:color w:val="4A4A49"/>
-          <w:sz w:val="22"/>
-        </w:rPr>
-        <w:t>qué va a dejar fuera</w:t>
-      </w:r>
-      <w:r>
-        <w:rPr>
-          <w:b w:val="0"/>
-          <w:color w:val="4A4A49"/>
-          <w:sz w:val="22"/>
-        </w:rPr>
-        <w:t>. Es una pregunta incómoda y es exactamente el trabajo de hoy: dejar fuera el árbol de causas completo, la revisión bibliográfica extensa, la historia de cómo se conocieron, las quince filas de la matriz.</w:t>
-      </w:r>
-    </w:p>
-    <w:p>
-      <w:r>
-        <w:rPr>
-          <w:b w:val="0"/>
-          <w:color w:val="4A4A49"/>
-          <w:sz w:val="22"/>
-        </w:rPr>
-        <w:t xml:space="preserve">Y una advertencia de encuadre para el docente: hoy nadie expone para lucirse. El bloque de 30 minutos es un </w:t>
-      </w:r>
-      <w:r>
-        <w:rPr>
-          <w:b/>
-          <w:color w:val="4A4A49"/>
-          <w:sz w:val="22"/>
-        </w:rPr>
-        <w:t>ensayo con corrección</w:t>
-      </w:r>
-      <w:r>
-        <w:rPr>
-          <w:b w:val="0"/>
-          <w:color w:val="4A4A49"/>
-          <w:sz w:val="22"/>
-        </w:rPr>
-        <w:t>, y hay que decirlo al principio para que los equipos traigan lo que tienen aunque esté a medias. Un equipo que esconde su presentación hoy porque «no está lista» está renunciando a la única corrección antes de la nota.</w:t>
+        <w:t>Proyectado en la lamina «La pregunta de entrada: cuánto dura contarlo todo (1/2)» (4 vinetas).</w:t>
       </w:r>
     </w:p>
     <w:p>
@@ -760,193 +666,7 @@
           <w:color w:val="4A4A49"/>
           <w:sz w:val="22"/>
         </w:rPr>
-        <w:t>La estructura de cinco tramos no es un formato arbitrario: es el orden en que un lector técnico necesita la información —problema, decisión, solución, evidencia, consecuencias— y coincide con la estructura de cualquier informe de ingeniería. Vale la pena decirlo, porque el mismo esqueleto les va a servir en la Clase 16 para el informe y en toda la carrera para cualquier sustentación.</w:t>
-      </w:r>
-    </w:p>
-    <w:p>
-      <w:r>
-        <w:rPr>
-          <w:b/>
-          <w:color w:val="4A4A49"/>
-          <w:sz w:val="22"/>
-        </w:rPr>
-        <w:t>Tramo 1 · el problema con su cifra, 1 minuto.</w:t>
-      </w:r>
-      <w:r>
-        <w:rPr>
-          <w:b w:val="0"/>
-          <w:color w:val="4A4A49"/>
-          <w:sz w:val="22"/>
-        </w:rPr>
-        <w:t xml:space="preserve"> El error universal es empezar con presentaciones personales y agradecimientos: «buenas tardes, somos el equipo tal, integrado por…». Eso consume el minuto más valioso de los nueve. </w:t>
-      </w:r>
-      <w:r>
-        <w:rPr>
-          <w:b/>
-          <w:color w:val="4A4A49"/>
-          <w:sz w:val="22"/>
-        </w:rPr>
-        <w:t>El nombre del equipo está en la diapositiva</w:t>
-      </w:r>
-      <w:r>
-        <w:rPr>
-          <w:b w:val="0"/>
-          <w:color w:val="4A4A49"/>
-          <w:sz w:val="22"/>
-        </w:rPr>
-        <w:t>; se arranca con el problema y su número.</w:t>
-      </w:r>
-    </w:p>
-    <w:p>
-      <w:r>
-        <w:rPr>
-          <w:b/>
-          <w:color w:val="4A4A49"/>
-          <w:sz w:val="22"/>
-        </w:rPr>
-        <w:t>Tramo 2 · a quién le pasa y qué decidimos, 2 minutos.</w:t>
-      </w:r>
-      <w:r>
-        <w:rPr>
-          <w:b w:val="0"/>
-          <w:color w:val="4A4A49"/>
-          <w:sz w:val="22"/>
-        </w:rPr>
-        <w:t xml:space="preserve"> Aquí entra un afectado que no es usuario —trabajo de la Clase 13— y, sobre todo, </w:t>
-      </w:r>
-      <w:r>
-        <w:rPr>
-          <w:b/>
-          <w:color w:val="4A4A49"/>
-          <w:sz w:val="22"/>
-        </w:rPr>
-        <w:t>la decisión de la matriz de la sesión 8 con lo que se sacrificó</w:t>
-      </w:r>
-      <w:r>
-        <w:rPr>
-          <w:b w:val="0"/>
-          <w:color w:val="4A4A49"/>
-          <w:sz w:val="22"/>
-        </w:rPr>
-        <w:t>. Decir «elegimos la lista publicada y sacrificamos tener la información al minuto» en diez segundos comunica más madurez que cinco minutos de descripción.</w:t>
-      </w:r>
-    </w:p>
-    <w:p>
-      <w:r>
-        <w:rPr>
-          <w:b/>
-          <w:color w:val="4A4A49"/>
-          <w:sz w:val="22"/>
-        </w:rPr>
-        <w:t>Tramo 3 · la solución y el prototipo en vivo, 3 minutos.</w:t>
-      </w:r>
-      <w:r>
-        <w:rPr>
-          <w:b w:val="0"/>
-          <w:color w:val="4A4A49"/>
-          <w:sz w:val="22"/>
-        </w:rPr>
-        <w:t xml:space="preserve"> Es el tramo más largo y la regla es una: </w:t>
-      </w:r>
-      <w:r>
-        <w:rPr>
-          <w:b/>
-          <w:color w:val="4A4A49"/>
-          <w:sz w:val="22"/>
-        </w:rPr>
-        <w:t>se muestra funcionando, no se describe.</w:t>
-      </w:r>
-      <w:r>
-        <w:rPr>
-          <w:b w:val="0"/>
-          <w:color w:val="4A4A49"/>
-          <w:sz w:val="22"/>
-        </w:rPr>
-        <w:t xml:space="preserve"> Un recorrido de tres pasos por la pantalla, narrado por una persona mientras otra maneja el mouse.</w:t>
-      </w:r>
-    </w:p>
-    <w:p>
-      <w:r>
-        <w:rPr>
-          <w:b/>
-          <w:color w:val="4A4A49"/>
-          <w:sz w:val="22"/>
-        </w:rPr>
-        <w:t>Tramo 4 · lo que falló, 2 minutos.</w:t>
-      </w:r>
-      <w:r>
-        <w:rPr>
-          <w:b w:val="0"/>
-          <w:color w:val="4A4A49"/>
-          <w:sz w:val="22"/>
-        </w:rPr>
-        <w:t xml:space="preserve"> Este es el tramo que hay que defender con insistencia, porque </w:t>
-      </w:r>
-      <w:r>
-        <w:rPr>
-          <w:b/>
-          <w:color w:val="4A4A49"/>
-          <w:sz w:val="22"/>
-        </w:rPr>
-        <w:t>todos los equipos quieren saltárselo</w:t>
-      </w:r>
-      <w:r>
-        <w:rPr>
-          <w:b w:val="0"/>
-          <w:color w:val="4A4A49"/>
-          <w:sz w:val="22"/>
-        </w:rPr>
-        <w:t xml:space="preserve"> y es el que más sube la nota. Contar que una persona ajena abandonó la tarea, que se arregló el rótulo y que se decidió </w:t>
-      </w:r>
-      <w:r>
-        <w:rPr>
-          <w:b/>
-          <w:color w:val="4A4A49"/>
-          <w:sz w:val="22"/>
-        </w:rPr>
-        <w:t>no</w:t>
-      </w:r>
-      <w:r>
-        <w:rPr>
-          <w:b w:val="0"/>
-          <w:color w:val="4A4A49"/>
-          <w:sz w:val="22"/>
-        </w:rPr>
-        <w:t xml:space="preserve"> arreglar la búsqueda tolerante, es lo que distingue un proyecto de una idea bonita. Un jurado técnico premia eso; un equipo que presenta todo perfecto genera desconfianza inmediata, porque nadie cree que un prototipo de primer semestre funcionó a la primera.</w:t>
-      </w:r>
-    </w:p>
-    <w:p>
-      <w:r>
-        <w:rPr>
-          <w:b/>
-          <w:color w:val="4A4A49"/>
-          <w:sz w:val="22"/>
-        </w:rPr>
-        <w:t>Tramo 5 · impacto y siguiente paso, 1 minuto.</w:t>
-      </w:r>
-      <w:r>
-        <w:rPr>
-          <w:b w:val="0"/>
-          <w:color w:val="4A4A49"/>
-          <w:sz w:val="22"/>
-        </w:rPr>
-        <w:t xml:space="preserve"> El positivo con su número, </w:t>
-      </w:r>
-      <w:r>
-        <w:rPr>
-          <w:b/>
-          <w:color w:val="4A4A49"/>
-          <w:sz w:val="22"/>
-        </w:rPr>
-        <w:t>el negativo con su mitigación</w:t>
-      </w:r>
-      <w:r>
-        <w:rPr>
-          <w:b w:val="0"/>
-          <w:color w:val="4A4A49"/>
-          <w:sz w:val="22"/>
-        </w:rPr>
-        <w:t xml:space="preserve"> —de nuevo la Clase 13— y qué haría quien continúe el proyecto. Cerrar con el siguiente paso deja la sensación de trabajo vivo y no de tarea entregada.</w:t>
+        <w:t>Proyectado en la lamina «La pregunta de entrada: cuánto dura contarlo todo (2/2)» (5 vinetas).</w:t>
       </w:r>
     </w:p>
     <w:p>
@@ -969,7 +689,20 @@
           <w:color w:val="4A4A49"/>
           <w:sz w:val="22"/>
         </w:rPr>
-        <w:t xml:space="preserve">El argumento central sobre diapositivas es de atención, no de estética, y hay que darlo así porque es el que convence: </w:t>
+        <w:t>Proyectado en la lamina «Los cinco tramos, y por qué el tramo 4 es el que sube la nota (1/2)» (6 vinetas).</w:t>
+      </w:r>
+    </w:p>
+    <w:p>
+      <w:pPr>
+        <w:pStyle w:val="ListBullet"/>
+      </w:pPr>
+      <w:r>
+        <w:rPr>
+          <w:b w:val="0"/>
+          <w:color w:val="4A4A49"/>
+          <w:sz w:val="22"/>
+        </w:rPr>
+        <w:t xml:space="preserve">Vale la pena decirlo, porque el mismo esqueleto les va a servir en la Clase 16 para el informe y en toda la carrera para cualquier sustentación. </w:t>
       </w:r>
       <w:r>
         <w:rPr>
@@ -977,7 +710,7 @@
           <w:color w:val="4A4A49"/>
           <w:sz w:val="22"/>
         </w:rPr>
-        <w:t>el público no puede leer y escuchar a la vez.</w:t>
+        <w:t>Tramo 1 · el problema con su cifra, 1 minuto.</w:t>
       </w:r>
       <w:r>
         <w:rPr>
@@ -985,141 +718,7 @@
           <w:color w:val="4A4A49"/>
           <w:sz w:val="22"/>
         </w:rPr>
-        <w:t xml:space="preserve"> Si la diapositiva tiene el texto completo, la gente lo lee más rápido de lo que usted lo dice, termina antes, y deja de escucharlo justo cuando usted está explicando lo importante. La conclusión es incómoda y hay que decirla: </w:t>
-      </w:r>
-      <w:r>
-        <w:rPr>
-          <w:b/>
-          <w:color w:val="4A4A49"/>
-          <w:sz w:val="22"/>
-        </w:rPr>
-        <w:t>si la diapositiva lo dice todo, usted está de sobra.</w:t>
-      </w:r>
-    </w:p>
-    <w:p>
-      <w:r>
-        <w:rPr>
-          <w:b w:val="0"/>
-          <w:color w:val="4A4A49"/>
-          <w:sz w:val="22"/>
-        </w:rPr>
-        <w:t xml:space="preserve">De las cuatro reglas, la que más cuesta es </w:t>
-      </w:r>
-      <w:r>
-        <w:rPr>
-          <w:b/>
-          <w:color w:val="4A4A49"/>
-          <w:sz w:val="22"/>
-        </w:rPr>
-        <w:t>una idea por diapositiva</w:t>
-      </w:r>
-      <w:r>
-        <w:rPr>
-          <w:b w:val="0"/>
-          <w:color w:val="4A4A49"/>
-          <w:sz w:val="22"/>
-        </w:rPr>
-        <w:t xml:space="preserve">. Con ocho diapositivas para nueve minutos hay poco más de un minuto por diapositiva; si una tiene tres ideas, en realidad son tres diapositivas apuradas. Y la regla del tamaño de letra tiene una consecuencia práctica que conviene enunciar como ley: </w:t>
-      </w:r>
-      <w:r>
-        <w:rPr>
-          <w:b/>
-          <w:color w:val="4A4A49"/>
-          <w:sz w:val="22"/>
-        </w:rPr>
-        <w:t>si no cabe, hay que quitar contenido, no reducir la letra.</w:t>
-      </w:r>
-      <w:r>
-        <w:rPr>
-          <w:b w:val="0"/>
-          <w:color w:val="4A4A49"/>
-          <w:sz w:val="22"/>
-        </w:rPr>
-        <w:t xml:space="preserve"> En una pantalla compartida por video todo se ve más pequeño y más borroso de lo que se ve en el computador de quien la hizo.</w:t>
-      </w:r>
-    </w:p>
-    <w:p>
-      <w:r>
-        <w:rPr>
-          <w:b w:val="0"/>
-          <w:color w:val="4A4A49"/>
-          <w:sz w:val="22"/>
-        </w:rPr>
-        <w:t xml:space="preserve">La diapositiva de antes y después es el ejercicio más eficaz de la sesión. La columna izquierda es literalmente lo que van a entregar si no se les enseña otra cosa; la derecha muestra el mismo contenido convertido en rótulo. Deténgase en la cuarta fila: </w:t>
-      </w:r>
-      <w:r>
-        <w:rPr>
-          <w:b/>
-          <w:color w:val="4A4A49"/>
-          <w:sz w:val="22"/>
-        </w:rPr>
-        <w:t>la matriz de decisión completa no va en la presentación</w:t>
-      </w:r>
-      <w:r>
-        <w:rPr>
-          <w:b w:val="0"/>
-          <w:color w:val="4A4A49"/>
-          <w:sz w:val="22"/>
-        </w:rPr>
-        <w:t xml:space="preserve"> —van las dos alternativas y el ganador—, porque la matriz es material de informe. Distinguir qué va en el informe y qué va en la presentación es una habilidad profesional y es lo que más les va a servir la próxima vez.</w:t>
-      </w:r>
-    </w:p>
-    <w:p>
-      <w:r>
-        <w:rPr>
-          <w:b w:val="0"/>
-          <w:color w:val="4A4A49"/>
-          <w:sz w:val="22"/>
-        </w:rPr>
-        <w:t xml:space="preserve">Sobre el reparto, hay dos exigencias que evitan los dos fracasos típicos. La primera: </w:t>
-      </w:r>
-      <w:r>
-        <w:rPr>
-          <w:b/>
-          <w:color w:val="4A4A49"/>
-          <w:sz w:val="22"/>
-        </w:rPr>
-        <w:t>todos los integrantes hablan, y nadie habla menos de un minuto ni más de tres.</w:t>
-      </w:r>
-      <w:r>
-        <w:rPr>
-          <w:b w:val="0"/>
-          <w:color w:val="4A4A49"/>
-          <w:sz w:val="22"/>
-        </w:rPr>
-        <w:t xml:space="preserve"> Un equipo donde solo uno presenta pierde puntos y, peor, arriesga la nota entera a que esa persona tenga buena conexión ese día. La segunda: </w:t>
-      </w:r>
-      <w:r>
-        <w:rPr>
-          <w:b/>
-          <w:color w:val="4A4A49"/>
-          <w:sz w:val="22"/>
-        </w:rPr>
-        <w:t>quien no habla también tiene tarea</w:t>
-      </w:r>
-      <w:r>
-        <w:rPr>
-          <w:b w:val="0"/>
-          <w:color w:val="4A4A49"/>
-          <w:sz w:val="22"/>
-        </w:rPr>
-        <w:t xml:space="preserve"> —cronómetro, capturas del plan B, la diapositiva siguiente lista—. En la demostración del tramo 3, </w:t>
-      </w:r>
-      <w:r>
-        <w:rPr>
-          <w:b/>
-          <w:color w:val="4A4A49"/>
-          <w:sz w:val="22"/>
-        </w:rPr>
-        <w:t>narrar y manejar la pantalla no las hace la misma persona</w:t>
-      </w:r>
-      <w:r>
-        <w:rPr>
-          <w:b w:val="0"/>
-          <w:color w:val="4A4A49"/>
-          <w:sz w:val="22"/>
-        </w:rPr>
-        <w:t>: intentar las dos cosas a la vez es la causa más común de que una demostración se caiga. Y para las preguntas, cada integrante responde de su tramo, lo cual además obliga a que todos entiendan el proyecto completo.</w:t>
+        <w:t xml:space="preserve"> El error universal es empezar con presentaciones personales y agradecimientos: «buenas tardes, somos el equipo tal, integrado por…».</w:t>
       </w:r>
     </w:p>
     <w:p>
@@ -1138,177 +737,11 @@
     <w:p>
       <w:r>
         <w:rPr>
-          <w:b/>
-          <w:color w:val="4A4A49"/>
-          <w:sz w:val="22"/>
-        </w:rPr>
-        <w:t>El plan B es parte de la nota y hay que ser explícito.</w:t>
-      </w:r>
-      <w:r>
-        <w:rPr>
           <w:b w:val="0"/>
           <w:color w:val="4A4A49"/>
           <w:sz w:val="22"/>
         </w:rPr>
-        <w:t xml:space="preserve"> Antes de salir hoy, en la carpeta del equipo tienen que quedar tres cosas: la presentación </w:t>
-      </w:r>
-      <w:r>
-        <w:rPr>
-          <w:b/>
-          <w:color w:val="4A4A49"/>
-          <w:sz w:val="22"/>
-        </w:rPr>
-        <w:t>descargada en PDF</w:t>
-      </w:r>
-      <w:r>
-        <w:rPr>
-          <w:b w:val="0"/>
-          <w:color w:val="4A4A49"/>
-          <w:sz w:val="22"/>
-        </w:rPr>
-        <w:t xml:space="preserve">, </w:t>
-      </w:r>
-      <w:r>
-        <w:rPr>
-          <w:b/>
-          <w:color w:val="4A4A49"/>
-          <w:sz w:val="22"/>
-        </w:rPr>
-        <w:t>capturas de cada paso</w:t>
-      </w:r>
-      <w:r>
-        <w:rPr>
-          <w:b w:val="0"/>
-          <w:color w:val="4A4A49"/>
-          <w:sz w:val="22"/>
-        </w:rPr>
-        <w:t xml:space="preserve"> de la demostración del prototipo, y un acuerdo de </w:t>
-      </w:r>
-      <w:r>
-        <w:rPr>
-          <w:b/>
-          <w:color w:val="4A4A49"/>
-          <w:sz w:val="22"/>
-        </w:rPr>
-        <w:t>quién comparte pantalla si al primero se le cae la conexión</w:t>
-      </w:r>
-      <w:r>
-        <w:rPr>
-          <w:b w:val="0"/>
-          <w:color w:val="4A4A49"/>
-          <w:sz w:val="22"/>
-        </w:rPr>
-        <w:t>. El argumento no es burocrático sino aritmético: la demostración es el tramo de 3 minutos, un tercio de la presentación; un equipo que no puede mostrar su prototipo porque «no cargó» perdió un tercio de su nota por algo que se prevenía en cinco minutos. Y en clase virtual esto no es hipotético: pasa cada semestre.</w:t>
-      </w:r>
-    </w:p>
-    <w:p>
-      <w:r>
-        <w:rPr>
-          <w:b/>
-          <w:color w:val="4A4A49"/>
-          <w:sz w:val="22"/>
-        </w:rPr>
-        <w:t>Sobre el ensayo, la trampa principal es ensayar «mentalmente».</w:t>
-      </w:r>
-      <w:r>
-        <w:rPr>
-          <w:b w:val="0"/>
-          <w:color w:val="4A4A49"/>
-          <w:sz w:val="22"/>
-        </w:rPr>
-        <w:t xml:space="preserve"> Leer el guion en silencio dura aproximadamente la mitad que decirlo en voz alta, y por eso todos los equipos que no ensayan se pasan de tiempo — creen que su presentación dura seis minutos y dura trece. Hay que insistir aunque dé pena: </w:t>
-      </w:r>
-      <w:r>
-        <w:rPr>
-          <w:b/>
-          <w:color w:val="4A4A49"/>
-          <w:sz w:val="22"/>
-        </w:rPr>
-        <w:t>se ensaya hablando, con cronómetro.</w:t>
-      </w:r>
-    </w:p>
-    <w:p>
-      <w:r>
-        <w:rPr>
-          <w:b w:val="0"/>
-          <w:color w:val="4A4A49"/>
-          <w:sz w:val="22"/>
-        </w:rPr>
-        <w:t xml:space="preserve">Las otras dos trampas: </w:t>
-      </w:r>
-      <w:r>
-        <w:rPr>
-          <w:b/>
-          <w:color w:val="4A4A49"/>
-          <w:sz w:val="22"/>
-        </w:rPr>
-        <w:t>no leer</w:t>
-      </w:r>
-      <w:r>
-        <w:rPr>
-          <w:b w:val="0"/>
-          <w:color w:val="4A4A49"/>
-          <w:sz w:val="22"/>
-        </w:rPr>
-        <w:t xml:space="preserve"> —se lleva una tarjeta con cuatro palabras clave por tramo, no un texto, porque leer mata el contacto con el público y además suena peor— y </w:t>
-      </w:r>
-      <w:r>
-        <w:rPr>
-          <w:b/>
-          <w:color w:val="4A4A49"/>
-          <w:sz w:val="22"/>
-        </w:rPr>
-        <w:t>no improvisar el arranque</w:t>
-      </w:r>
-      <w:r>
-        <w:rPr>
-          <w:b w:val="0"/>
-          <w:color w:val="4A4A49"/>
-          <w:sz w:val="22"/>
-        </w:rPr>
-        <w:t>. Las dos primeras frases se aprenden de memoria: son las que más nervios dan y las que fijan el tono de los nueve minutos. Es un consejo pequeño y funciona.</w:t>
-      </w:r>
-    </w:p>
-    <w:p>
-      <w:r>
-        <w:rPr>
-          <w:b/>
-          <w:color w:val="4A4A49"/>
-          <w:sz w:val="22"/>
-        </w:rPr>
-        <w:t>Por qué hoy se ensayan solo los primeros 4 minutos</w:t>
-      </w:r>
-      <w:r>
-        <w:rPr>
-          <w:b w:val="0"/>
-          <w:color w:val="4A4A49"/>
-          <w:sz w:val="22"/>
-        </w:rPr>
-        <w:t xml:space="preserve">, y conviene explicarlo para que no parezca un recorte: cinco equipos por nueve minutos son 45 minutos y no caben con corrección. Pero además </w:t>
-      </w:r>
-      <w:r>
-        <w:rPr>
-          <w:b/>
-          <w:color w:val="4A4A49"/>
-          <w:sz w:val="22"/>
-        </w:rPr>
-        <w:t>el arranque es donde se pierde el tiempo</w:t>
-      </w:r>
-      <w:r>
-        <w:rPr>
-          <w:b w:val="0"/>
-          <w:color w:val="4A4A49"/>
-          <w:sz w:val="22"/>
-        </w:rPr>
-        <w:t xml:space="preserve">: el equipo que controla los tramos 1 y 2 casi siempre llega bien al final, y el que se pasa en el tramo 2 ya no tiene manera de recuperarse. Ensayar el arranque con cronómetro es la intervención con mejor rendimiento por minuto invertido. El resto se ensaya en equipo, fuera de clase, y hay que decirlo con claridad: </w:t>
-      </w:r>
-      <w:r>
-        <w:rPr>
-          <w:b/>
-          <w:color w:val="4A4A49"/>
-          <w:sz w:val="22"/>
-        </w:rPr>
-        <w:t>quien no ensaye completo antes de la Clase 15 se va a pasar de tiempo, y a los nueve minutos se corta.</w:t>
+        <w:t>Proyectado en la lamina «Los cinco tramos, y por qué el tramo 4 es el que sube la nota (2/2)» (5 vinetas).</w:t>
       </w:r>
     </w:p>
     <w:p>
@@ -1466,6 +899,110 @@
           <w:sz w:val="22"/>
         </w:rPr>
         <w:t>El plan B técnico, y tres trampas del ensayo</w:t>
+      </w:r>
+    </w:p>
+    <w:p>
+      <w:pPr>
+        <w:pStyle w:val="ListNumber"/>
+      </w:pPr>
+      <w:r>
+        <w:rPr>
+          <w:b w:val="0"/>
+          <w:color w:val="4A4A49"/>
+          <w:sz w:val="22"/>
+        </w:rPr>
+        <w:t>La pregunta de entrada: cuánto dura contarlo todo (1/2)</w:t>
+      </w:r>
+    </w:p>
+    <w:p>
+      <w:pPr>
+        <w:pStyle w:val="ListNumber"/>
+      </w:pPr>
+      <w:r>
+        <w:rPr>
+          <w:b w:val="0"/>
+          <w:color w:val="4A4A49"/>
+          <w:sz w:val="22"/>
+        </w:rPr>
+        <w:t>La pregunta de entrada: cuánto dura contarlo todo (2/2)</w:t>
+      </w:r>
+    </w:p>
+    <w:p>
+      <w:pPr>
+        <w:pStyle w:val="ListNumber"/>
+      </w:pPr>
+      <w:r>
+        <w:rPr>
+          <w:b w:val="0"/>
+          <w:color w:val="4A4A49"/>
+          <w:sz w:val="22"/>
+        </w:rPr>
+        <w:t>Los cinco tramos, y por qué el tramo 4 es el que sube la nota (1/2)</w:t>
+      </w:r>
+    </w:p>
+    <w:p>
+      <w:pPr>
+        <w:pStyle w:val="ListNumber"/>
+      </w:pPr>
+      <w:r>
+        <w:rPr>
+          <w:b w:val="0"/>
+          <w:color w:val="4A4A49"/>
+          <w:sz w:val="22"/>
+        </w:rPr>
+        <w:t>Los cinco tramos, y por qué el tramo 4 es el que sube la nota (2/2)</w:t>
+      </w:r>
+    </w:p>
+    <w:p>
+      <w:pPr>
+        <w:pStyle w:val="ListNumber"/>
+      </w:pPr>
+      <w:r>
+        <w:rPr>
+          <w:b w:val="0"/>
+          <w:color w:val="4A4A49"/>
+          <w:sz w:val="22"/>
+        </w:rPr>
+        <w:t>Diapositivas que se miran, y el reparto que reparte de verdad (1/2)</w:t>
+      </w:r>
+    </w:p>
+    <w:p>
+      <w:pPr>
+        <w:pStyle w:val="ListNumber"/>
+      </w:pPr>
+      <w:r>
+        <w:rPr>
+          <w:b w:val="0"/>
+          <w:color w:val="4A4A49"/>
+          <w:sz w:val="22"/>
+        </w:rPr>
+        <w:t>Diapositivas que se miran, y el reparto que reparte de verdad (2/2)</w:t>
+      </w:r>
+    </w:p>
+    <w:p>
+      <w:pPr>
+        <w:pStyle w:val="ListNumber"/>
+      </w:pPr>
+      <w:r>
+        <w:rPr>
+          <w:b w:val="0"/>
+          <w:color w:val="4A4A49"/>
+          <w:sz w:val="22"/>
+        </w:rPr>
+        <w:t>El plan B, el ensayo, y por qué se ensaya solo el arranque (1/2)</w:t>
+      </w:r>
+    </w:p>
+    <w:p>
+      <w:pPr>
+        <w:pStyle w:val="ListNumber"/>
+      </w:pPr>
+      <w:r>
+        <w:rPr>
+          <w:b w:val="0"/>
+          <w:color w:val="4A4A49"/>
+          <w:sz w:val="22"/>
+        </w:rPr>
+        <w:t>El plan B, el ensayo, y por qué se ensaya solo el arranque (2/2)</w:t>
       </w:r>
     </w:p>
     <w:p>

--- a/Introduccion a la Ingenieria/Kit docente/Clase 14/Guion Docente Clase 14 - Preparacion de la presentacion final.docx
+++ b/Introduccion a la Ingenieria/Kit docente/Clase 14/Guion Docente Clase 14 - Preparacion de la presentacion final.docx
@@ -648,6 +648,48 @@
     </w:p>
     <w:p>
       <w:pPr>
+        <w:pStyle w:val="ListBullet"/>
+      </w:pPr>
+      <w:r>
+        <w:rPr>
+          <w:b w:val="0"/>
+          <w:color w:val="4A4A49"/>
+          <w:sz w:val="22"/>
+        </w:rPr>
+        <w:t xml:space="preserve">En el muro, cada equipo escribe </w:t>
+      </w:r>
+      <w:r>
+        <w:rPr>
+          <w:b/>
+          <w:color w:val="4A4A49"/>
+          <w:sz w:val="22"/>
+        </w:rPr>
+        <w:t>qué va a dejar fuera</w:t>
+      </w:r>
+      <w:r>
+        <w:rPr>
+          <w:b w:val="0"/>
+          <w:color w:val="4A4A49"/>
+          <w:sz w:val="22"/>
+        </w:rPr>
+        <w:t>.</w:t>
+      </w:r>
+    </w:p>
+    <w:p>
+      <w:pPr>
+        <w:pStyle w:val="ListBullet"/>
+      </w:pPr>
+      <w:r>
+        <w:rPr>
+          <w:b w:val="0"/>
+          <w:color w:val="4A4A49"/>
+          <w:sz w:val="22"/>
+        </w:rPr>
+        <w:t>Un equipo que esconde su presentación hoy porque «no está lista» está renunciando a la única corrección antes de la nota.</w:t>
+      </w:r>
+    </w:p>
+    <w:p>
+      <w:pPr>
         <w:spacing w:before="200" w:after="60"/>
       </w:pPr>
       <w:r>
@@ -666,7 +708,7 @@
           <w:color w:val="4A4A49"/>
           <w:sz w:val="22"/>
         </w:rPr>
-        <w:t>Proyectado en la lamina «La pregunta de entrada: cuánto dura contarlo todo (2/2)» (5 vinetas).</w:t>
+        <w:t>Proyectado en la lamina «La pregunta de entrada: cuánto dura contarlo todo (2/2)» (3 vinetas).</w:t>
       </w:r>
     </w:p>
     <w:p>
@@ -689,7 +731,7 @@
           <w:color w:val="4A4A49"/>
           <w:sz w:val="22"/>
         </w:rPr>
-        <w:t>Proyectado en la lamina «Los cinco tramos, y por qué el tramo 4 es el que sube la nota (1/2)» (6 vinetas).</w:t>
+        <w:t>Proyectado en la lamina «Los cinco tramos, y por qué el tramo 4 es el que sube la nota (1/2)» (4 vinetas).</w:t>
       </w:r>
     </w:p>
     <w:p>
@@ -723,6 +765,80 @@
     </w:p>
     <w:p>
       <w:pPr>
+        <w:pStyle w:val="ListBullet"/>
+      </w:pPr>
+      <w:r>
+        <w:rPr>
+          <w:b w:val="0"/>
+          <w:color w:val="4A4A49"/>
+          <w:sz w:val="22"/>
+        </w:rPr>
+        <w:t xml:space="preserve">Eso consume el minuto más valioso de los nueve. </w:t>
+      </w:r>
+      <w:r>
+        <w:rPr>
+          <w:b/>
+          <w:color w:val="4A4A49"/>
+          <w:sz w:val="22"/>
+        </w:rPr>
+        <w:t>El nombre del equipo está en la diapositiva</w:t>
+      </w:r>
+      <w:r>
+        <w:rPr>
+          <w:b w:val="0"/>
+          <w:color w:val="4A4A49"/>
+          <w:sz w:val="22"/>
+        </w:rPr>
+        <w:t xml:space="preserve">; se arranca con el problema y su número. </w:t>
+      </w:r>
+      <w:r>
+        <w:rPr>
+          <w:b/>
+          <w:color w:val="4A4A49"/>
+          <w:sz w:val="22"/>
+        </w:rPr>
+        <w:t>Tramo 2 · a quién le pasa y qué decidimos, 2 minutos.</w:t>
+      </w:r>
+      <w:r>
+        <w:rPr>
+          <w:b w:val="0"/>
+          <w:color w:val="4A4A49"/>
+          <w:sz w:val="22"/>
+        </w:rPr>
+        <w:t xml:space="preserve"> Aquí entra un afectado que no es usuario —trabajo de la Clase 13— y, sobre todo, </w:t>
+      </w:r>
+      <w:r>
+        <w:rPr>
+          <w:b/>
+          <w:color w:val="4A4A49"/>
+          <w:sz w:val="22"/>
+        </w:rPr>
+        <w:t>la decisión de la matriz de la sesión 8 con lo que se sacrificó</w:t>
+      </w:r>
+      <w:r>
+        <w:rPr>
+          <w:b w:val="0"/>
+          <w:color w:val="4A4A49"/>
+          <w:sz w:val="22"/>
+        </w:rPr>
+        <w:t>.</w:t>
+      </w:r>
+    </w:p>
+    <w:p>
+      <w:pPr>
+        <w:pStyle w:val="ListBullet"/>
+      </w:pPr>
+      <w:r>
+        <w:rPr>
+          <w:b w:val="0"/>
+          <w:color w:val="4A4A49"/>
+          <w:sz w:val="22"/>
+        </w:rPr>
+        <w:t>Cerrar con el siguiente paso deja la sensación de trabajo vivo y no de tarea entregada.</w:t>
+      </w:r>
+    </w:p>
+    <w:p>
+      <w:pPr>
         <w:spacing w:before="200" w:after="60"/>
       </w:pPr>
       <w:r>
@@ -741,7 +857,7 @@
           <w:color w:val="4A4A49"/>
           <w:sz w:val="22"/>
         </w:rPr>
-        <w:t>Proyectado en la lamina «Los cinco tramos, y por qué el tramo 4 es el que sube la nota (2/2)» (5 vinetas).</w:t>
+        <w:t>Proyectado en la lamina «Los cinco tramos, y por qué el tramo 4 es el que sube la nota (2/2)» (4 vinetas).</w:t>
       </w:r>
     </w:p>
     <w:p>
@@ -963,7 +1079,7 @@
           <w:color w:val="4A4A49"/>
           <w:sz w:val="22"/>
         </w:rPr>
-        <w:t>Diapositivas que se miran, y el reparto que reparte de verdad (1/2)</w:t>
+        <w:t>Diapositivas que se miran, y el reparto que reparte de verdad (1/3)</w:t>
       </w:r>
     </w:p>
     <w:p>
@@ -976,7 +1092,7 @@
           <w:color w:val="4A4A49"/>
           <w:sz w:val="22"/>
         </w:rPr>
-        <w:t>Diapositivas que se miran, y el reparto que reparte de verdad (2/2)</w:t>
+        <w:t>Diapositivas que se miran, y el reparto que reparte de verdad (2/3)</w:t>
       </w:r>
     </w:p>
     <w:p>
@@ -989,7 +1105,7 @@
           <w:color w:val="4A4A49"/>
           <w:sz w:val="22"/>
         </w:rPr>
-        <w:t>El plan B, el ensayo, y por qué se ensaya solo el arranque (1/2)</w:t>
+        <w:t>Diapositivas que se miran, y el reparto que reparte de verdad (3/3)</w:t>
       </w:r>
     </w:p>
     <w:p>
@@ -1002,7 +1118,33 @@
           <w:color w:val="4A4A49"/>
           <w:sz w:val="22"/>
         </w:rPr>
-        <w:t>El plan B, el ensayo, y por qué se ensaya solo el arranque (2/2)</w:t>
+        <w:t>El plan B, el ensayo, y por qué se ensaya solo el arranque (1/3)</w:t>
+      </w:r>
+    </w:p>
+    <w:p>
+      <w:pPr>
+        <w:pStyle w:val="ListNumber"/>
+      </w:pPr>
+      <w:r>
+        <w:rPr>
+          <w:b w:val="0"/>
+          <w:color w:val="4A4A49"/>
+          <w:sz w:val="22"/>
+        </w:rPr>
+        <w:t>El plan B, el ensayo, y por qué se ensaya solo el arranque (2/3)</w:t>
+      </w:r>
+    </w:p>
+    <w:p>
+      <w:pPr>
+        <w:pStyle w:val="ListNumber"/>
+      </w:pPr>
+      <w:r>
+        <w:rPr>
+          <w:b w:val="0"/>
+          <w:color w:val="4A4A49"/>
+          <w:sz w:val="22"/>
+        </w:rPr>
+        <w:t>El plan B, el ensayo, y por qué se ensaya solo el arranque (3/3)</w:t>
       </w:r>
     </w:p>
     <w:p>

--- a/Introduccion a la Ingenieria/Kit docente/Clase 14/Guion Docente Clase 14 - Preparacion de la presentacion final.docx
+++ b/Introduccion a la Ingenieria/Kit docente/Clase 14/Guion Docente Clase 14 - Preparacion de la presentacion final.docx
@@ -1145,6 +1145,32 @@
           <w:sz w:val="22"/>
         </w:rPr>
         <w:t>El plan B, el ensayo, y por qué se ensaya solo el arranque (3/3)</w:t>
+      </w:r>
+    </w:p>
+    <w:p>
+      <w:pPr>
+        <w:pStyle w:val="ListNumber"/>
+      </w:pPr>
+      <w:r>
+        <w:rPr>
+          <w:b w:val="0"/>
+          <w:color w:val="4A4A49"/>
+          <w:sz w:val="22"/>
+        </w:rPr>
+        <w:t>Plantilla del entregable: los 5 bloques</w:t>
+      </w:r>
+    </w:p>
+    <w:p>
+      <w:pPr>
+        <w:pStyle w:val="ListNumber"/>
+      </w:pPr>
+      <w:r>
+        <w:rPr>
+          <w:b w:val="0"/>
+          <w:color w:val="4A4A49"/>
+          <w:sz w:val="22"/>
+        </w:rPr>
+        <w:t>Guion de la exposicion, con tiempos</w:t>
       </w:r>
     </w:p>
     <w:p>

--- a/Introduccion a la Ingenieria/Kit docente/Clase 14/Guion Docente Clase 14 - Preparacion de la presentacion final.docx
+++ b/Introduccion a la Ingenieria/Kit docente/Clase 14/Guion Docente Clase 14 - Preparacion de la presentacion final.docx
@@ -10,6 +10,48 @@
           <w:sz w:val="44"/>
         </w:rPr>
         <w:t>Guion docente — Clase 14: Preparación de la presentación final</w:t>
+      </w:r>
+    </w:p>
+    <w:p>
+      <w:pPr>
+        <w:ind w:left="432"/>
+        <w:shd w:val="clear" w:fill="F7F7F8"/>
+      </w:pPr>
+      <w:r>
+        <w:rPr>
+          <w:b/>
+          <w:i/>
+          <w:color w:val="4A4A49"/>
+          <w:sz w:val="21"/>
+        </w:rPr>
+        <w:t>Guion de tiempos y desarrollo de la clase.</w:t>
+      </w:r>
+      <w:r>
+        <w:rPr>
+          <w:b w:val="0"/>
+          <w:i/>
+          <w:color w:val="4A4A49"/>
+          <w:sz w:val="21"/>
+        </w:rPr>
+        <w:t xml:space="preserve"> Dice qué franja es, qué lámina está en pantalla y qué se hace. </w:t>
+      </w:r>
+      <w:r>
+        <w:rPr>
+          <w:b/>
+          <w:i/>
+          <w:color w:val="4A4A49"/>
+          <w:sz w:val="21"/>
+        </w:rPr>
+        <w:t>Los conceptos y las respuestas a las preguntas de cada lámina están en las NOTAS DEL PRESENTADOR del deck</w:t>
+      </w:r>
+      <w:r>
+        <w:rPr>
+          <w:b w:val="0"/>
+          <w:i/>
+          <w:color w:val="4A4A49"/>
+          <w:sz w:val="21"/>
+        </w:rPr>
+        <w:t xml:space="preserve"> (en PowerPoint: vista del presentador, o Ver → Notas), debajo de la lámina donde hacen falta.</w:t>
       </w:r>
     </w:p>
     <w:p>
@@ -594,7 +636,7 @@
           <w:color w:val="1A1C1D"/>
           <w:sz w:val="32"/>
         </w:rPr>
-        <w:t>Fundamento teórico para el docente</w:t>
+        <w:t>Dónde está cada concepto</w:t>
       </w:r>
     </w:p>
     <w:p>
@@ -604,15 +646,20 @@
           <w:color w:val="4A4A49"/>
           <w:sz w:val="22"/>
         </w:rPr>
-        <w:t xml:space="preserve">Esta sección está escrita para dictar la clase </w:t>
+        <w:t>Debajo de estas láminas, en las notas del presentador:</w:t>
       </w:r>
+    </w:p>
+    <w:p>
+      <w:pPr>
+        <w:pStyle w:val="ListBullet"/>
+      </w:pPr>
       <w:r>
         <w:rPr>
           <w:b/>
           <w:color w:val="4A4A49"/>
           <w:sz w:val="22"/>
         </w:rPr>
-        <w:t>sin consultar otra fuente</w:t>
+        <w:t>La pregunta de entrada: cuánto dura contarlo todo</w:t>
       </w:r>
       <w:r>
         <w:rPr>
@@ -620,7 +667,70 @@
           <w:color w:val="4A4A49"/>
           <w:sz w:val="22"/>
         </w:rPr>
-        <w:t>, y va dividida por diapositiva: cada bloque dice a qué diapositiva corresponde.</w:t>
+        <w:t xml:space="preserve"> → diapositiva 4</w:t>
+      </w:r>
+    </w:p>
+    <w:p>
+      <w:pPr>
+        <w:pStyle w:val="ListBullet"/>
+      </w:pPr>
+      <w:r>
+        <w:rPr>
+          <w:b/>
+          <w:color w:val="4A4A49"/>
+          <w:sz w:val="22"/>
+        </w:rPr>
+        <w:t>Los cinco tramos, y por qué el tramo 4 es el que sube la nota</w:t>
+      </w:r>
+      <w:r>
+        <w:rPr>
+          <w:b w:val="0"/>
+          <w:color w:val="4A4A49"/>
+          <w:sz w:val="22"/>
+        </w:rPr>
+        <w:t xml:space="preserve"> → diapositiva 5</w:t>
+      </w:r>
+    </w:p>
+    <w:p>
+      <w:pPr>
+        <w:pStyle w:val="ListBullet"/>
+      </w:pPr>
+      <w:r>
+        <w:rPr>
+          <w:b/>
+          <w:color w:val="4A4A49"/>
+          <w:sz w:val="22"/>
+        </w:rPr>
+        <w:t>Diapositivas que se miran, y el reparto que reparte de verdad</w:t>
+      </w:r>
+      <w:r>
+        <w:rPr>
+          <w:b w:val="0"/>
+          <w:color w:val="4A4A49"/>
+          <w:sz w:val="22"/>
+        </w:rPr>
+        <w:t xml:space="preserve"> → diapositivas 7, 8 y 9</w:t>
+      </w:r>
+    </w:p>
+    <w:p>
+      <w:pPr>
+        <w:pStyle w:val="ListBullet"/>
+      </w:pPr>
+      <w:r>
+        <w:rPr>
+          <w:b/>
+          <w:color w:val="4A4A49"/>
+          <w:sz w:val="22"/>
+        </w:rPr>
+        <w:t>El plan B, el ensayo, y por qué se ensaya solo el arranque</w:t>
+      </w:r>
+      <w:r>
+        <w:rPr>
+          <w:b w:val="0"/>
+          <w:color w:val="4A4A49"/>
+          <w:sz w:val="22"/>
+        </w:rPr>
+        <w:t xml:space="preserve"> → diapositiva 10</w:t>
       </w:r>
     </w:p>
     <w:p>
@@ -633,609 +743,7 @@
           <w:color w:val="1A1C1D"/>
           <w:sz w:val="32"/>
         </w:rPr>
-        <w:t>La pregunta de entrada: cuánto dura contarlo todo - diapositiva 4</w:t>
-      </w:r>
-    </w:p>
-    <w:p>
-      <w:r>
-        <w:rPr>
-          <w:b w:val="0"/>
-          <w:color w:val="4A4A49"/>
-          <w:sz w:val="22"/>
-        </w:rPr>
-        <w:t>Proyectado en la lamina «La pregunta de entrada: cuánto dura contarlo todo (1/2)» (4 vinetas).</w:t>
-      </w:r>
-    </w:p>
-    <w:p>
-      <w:pPr>
-        <w:pStyle w:val="ListBullet"/>
-      </w:pPr>
-      <w:r>
-        <w:rPr>
-          <w:b w:val="0"/>
-          <w:color w:val="4A4A49"/>
-          <w:sz w:val="22"/>
-        </w:rPr>
-        <w:t xml:space="preserve">En el muro, cada equipo escribe </w:t>
-      </w:r>
-      <w:r>
-        <w:rPr>
-          <w:b/>
-          <w:color w:val="4A4A49"/>
-          <w:sz w:val="22"/>
-        </w:rPr>
-        <w:t>qué va a dejar fuera</w:t>
-      </w:r>
-      <w:r>
-        <w:rPr>
-          <w:b w:val="0"/>
-          <w:color w:val="4A4A49"/>
-          <w:sz w:val="22"/>
-        </w:rPr>
-        <w:t>.</w:t>
-      </w:r>
-    </w:p>
-    <w:p>
-      <w:pPr>
-        <w:pStyle w:val="ListBullet"/>
-      </w:pPr>
-      <w:r>
-        <w:rPr>
-          <w:b w:val="0"/>
-          <w:color w:val="4A4A49"/>
-          <w:sz w:val="22"/>
-        </w:rPr>
-        <w:t>Un equipo que esconde su presentación hoy porque «no está lista» está renunciando a la única corrección antes de la nota.</w:t>
-      </w:r>
-    </w:p>
-    <w:p>
-      <w:pPr>
-        <w:spacing w:before="200" w:after="60"/>
-      </w:pPr>
-      <w:r>
-        <w:rPr>
-          <w:b/>
-          <w:color w:val="1A1C1D"/>
-          <w:sz w:val="32"/>
-        </w:rPr>
-        <w:t>Los cinco tramos, y por qué el tramo 4 es el que sube la nota - diapositiva 5</w:t>
-      </w:r>
-    </w:p>
-    <w:p>
-      <w:r>
-        <w:rPr>
-          <w:b w:val="0"/>
-          <w:color w:val="4A4A49"/>
-          <w:sz w:val="22"/>
-        </w:rPr>
-        <w:t>Proyectado en la lamina «La pregunta de entrada: cuánto dura contarlo todo (2/2)» (3 vinetas).</w:t>
-      </w:r>
-    </w:p>
-    <w:p>
-      <w:pPr>
-        <w:spacing w:before="200" w:after="60"/>
-      </w:pPr>
-      <w:r>
-        <w:rPr>
-          <w:b/>
-          <w:color w:val="1A1C1D"/>
-          <w:sz w:val="32"/>
-        </w:rPr>
-        <w:t>Diapositivas que se miran, y el reparto que reparte de verdad - diapositivas 6, 7 y 8</w:t>
-      </w:r>
-    </w:p>
-    <w:p>
-      <w:r>
-        <w:rPr>
-          <w:b w:val="0"/>
-          <w:color w:val="4A4A49"/>
-          <w:sz w:val="22"/>
-        </w:rPr>
-        <w:t>Proyectado en la lamina «Los cinco tramos, y por qué el tramo 4 es el que sube la nota (1/2)» (4 vinetas).</w:t>
-      </w:r>
-    </w:p>
-    <w:p>
-      <w:pPr>
-        <w:pStyle w:val="ListBullet"/>
-      </w:pPr>
-      <w:r>
-        <w:rPr>
-          <w:b w:val="0"/>
-          <w:color w:val="4A4A49"/>
-          <w:sz w:val="22"/>
-        </w:rPr>
-        <w:t xml:space="preserve">Vale la pena decirlo, porque el mismo esqueleto les va a servir en la Clase 16 para el informe y en toda la carrera para cualquier sustentación. </w:t>
-      </w:r>
-      <w:r>
-        <w:rPr>
-          <w:b/>
-          <w:color w:val="4A4A49"/>
-          <w:sz w:val="22"/>
-        </w:rPr>
-        <w:t>Tramo 1 · el problema con su cifra, 1 minuto.</w:t>
-      </w:r>
-      <w:r>
-        <w:rPr>
-          <w:b w:val="0"/>
-          <w:color w:val="4A4A49"/>
-          <w:sz w:val="22"/>
-        </w:rPr>
-        <w:t xml:space="preserve"> El error universal es empezar con presentaciones personales y agradecimientos: «buenas tardes, somos el equipo tal, integrado por…».</w:t>
-      </w:r>
-    </w:p>
-    <w:p>
-      <w:pPr>
-        <w:pStyle w:val="ListBullet"/>
-      </w:pPr>
-      <w:r>
-        <w:rPr>
-          <w:b w:val="0"/>
-          <w:color w:val="4A4A49"/>
-          <w:sz w:val="22"/>
-        </w:rPr>
-        <w:t xml:space="preserve">Eso consume el minuto más valioso de los nueve. </w:t>
-      </w:r>
-      <w:r>
-        <w:rPr>
-          <w:b/>
-          <w:color w:val="4A4A49"/>
-          <w:sz w:val="22"/>
-        </w:rPr>
-        <w:t>El nombre del equipo está en la diapositiva</w:t>
-      </w:r>
-      <w:r>
-        <w:rPr>
-          <w:b w:val="0"/>
-          <w:color w:val="4A4A49"/>
-          <w:sz w:val="22"/>
-        </w:rPr>
-        <w:t xml:space="preserve">; se arranca con el problema y su número. </w:t>
-      </w:r>
-      <w:r>
-        <w:rPr>
-          <w:b/>
-          <w:color w:val="4A4A49"/>
-          <w:sz w:val="22"/>
-        </w:rPr>
-        <w:t>Tramo 2 · a quién le pasa y qué decidimos, 2 minutos.</w:t>
-      </w:r>
-      <w:r>
-        <w:rPr>
-          <w:b w:val="0"/>
-          <w:color w:val="4A4A49"/>
-          <w:sz w:val="22"/>
-        </w:rPr>
-        <w:t xml:space="preserve"> Aquí entra un afectado que no es usuario —trabajo de la Clase 13— y, sobre todo, </w:t>
-      </w:r>
-      <w:r>
-        <w:rPr>
-          <w:b/>
-          <w:color w:val="4A4A49"/>
-          <w:sz w:val="22"/>
-        </w:rPr>
-        <w:t>la decisión de la matriz de la sesión 8 con lo que se sacrificó</w:t>
-      </w:r>
-      <w:r>
-        <w:rPr>
-          <w:b w:val="0"/>
-          <w:color w:val="4A4A49"/>
-          <w:sz w:val="22"/>
-        </w:rPr>
-        <w:t>.</w:t>
-      </w:r>
-    </w:p>
-    <w:p>
-      <w:pPr>
-        <w:pStyle w:val="ListBullet"/>
-      </w:pPr>
-      <w:r>
-        <w:rPr>
-          <w:b w:val="0"/>
-          <w:color w:val="4A4A49"/>
-          <w:sz w:val="22"/>
-        </w:rPr>
-        <w:t>Cerrar con el siguiente paso deja la sensación de trabajo vivo y no de tarea entregada.</w:t>
-      </w:r>
-    </w:p>
-    <w:p>
-      <w:pPr>
-        <w:spacing w:before="200" w:after="60"/>
-      </w:pPr>
-      <w:r>
-        <w:rPr>
-          <w:b/>
-          <w:color w:val="1A1C1D"/>
-          <w:sz w:val="32"/>
-        </w:rPr>
-        <w:t>El plan B, el ensayo, y por qué se ensaya solo el arranque - diapositiva 9</w:t>
-      </w:r>
-    </w:p>
-    <w:p>
-      <w:r>
-        <w:rPr>
-          <w:b w:val="0"/>
-          <w:color w:val="4A4A49"/>
-          <w:sz w:val="22"/>
-        </w:rPr>
-        <w:t>Proyectado en la lamina «Los cinco tramos, y por qué el tramo 4 es el que sube la nota (2/2)» (4 vinetas).</w:t>
-      </w:r>
-    </w:p>
-    <w:p>
-      <w:pPr>
-        <w:spacing w:before="200" w:after="60"/>
-      </w:pPr>
-      <w:r>
-        <w:rPr>
-          <w:b/>
-          <w:color w:val="1A1C1D"/>
-          <w:sz w:val="32"/>
-        </w:rPr>
-        <w:t>Referencias a diapositivas</w:t>
-      </w:r>
-    </w:p>
-    <w:p>
-      <w:r>
-        <w:rPr>
-          <w:b w:val="0"/>
-          <w:color w:val="4A4A49"/>
-          <w:sz w:val="22"/>
-        </w:rPr>
-        <w:t xml:space="preserve">Numeración real del deck </w:t>
-      </w:r>
-      <w:r>
-        <w:rPr>
-          <w:rFonts w:ascii="Consolas" w:hAnsi="Consolas"/>
-          <w:b w:val="0"/>
-          <w:color w:val="111111"/>
-          <w:sz w:val="21"/>
-        </w:rPr>
-        <w:t>Clases/Clase 14 - Preparacion de la presentacion final/Presentacion.pptx</w:t>
-      </w:r>
-      <w:r>
-        <w:rPr>
-          <w:b w:val="0"/>
-          <w:color w:val="4A4A49"/>
-          <w:sz w:val="22"/>
-        </w:rPr>
-        <w:t>. Las etiquetas [Slide N] del plan y las referencias del fundamento apuntan aquí.</w:t>
-      </w:r>
-    </w:p>
-    <w:p>
-      <w:pPr>
-        <w:pStyle w:val="ListNumber"/>
-      </w:pPr>
-      <w:r>
-        <w:rPr>
-          <w:b w:val="0"/>
-          <w:color w:val="4A4A49"/>
-          <w:sz w:val="22"/>
-        </w:rPr>
-        <w:t>Portada · Clase 14</w:t>
-      </w:r>
-    </w:p>
-    <w:p>
-      <w:pPr>
-        <w:pStyle w:val="ListNumber"/>
-      </w:pPr>
-      <w:r>
-        <w:rPr>
-          <w:b w:val="0"/>
-          <w:color w:val="4A4A49"/>
-          <w:sz w:val="22"/>
-        </w:rPr>
-        <w:t>Agenda de hoy (90 min)</w:t>
-      </w:r>
-    </w:p>
-    <w:p>
-      <w:pPr>
-        <w:pStyle w:val="ListNumber"/>
-      </w:pPr>
-      <w:r>
-        <w:rPr>
-          <w:b w:val="0"/>
-          <w:color w:val="4A4A49"/>
-          <w:sz w:val="22"/>
-        </w:rPr>
-        <w:t>Objetivos de la sesión</w:t>
-      </w:r>
-    </w:p>
-    <w:p>
-      <w:pPr>
-        <w:pStyle w:val="ListNumber"/>
-      </w:pPr>
-      <w:r>
-        <w:rPr>
-          <w:b w:val="0"/>
-          <w:color w:val="4A4A49"/>
-          <w:sz w:val="22"/>
-        </w:rPr>
-        <w:t>Pregunta de entrada</w:t>
-      </w:r>
-    </w:p>
-    <w:p>
-      <w:pPr>
-        <w:pStyle w:val="ListNumber"/>
-      </w:pPr>
-      <w:r>
-        <w:rPr>
-          <w:b w:val="0"/>
-          <w:color w:val="4A4A49"/>
-          <w:sz w:val="22"/>
-        </w:rPr>
-        <w:t>Los cinco tramos de nueve minutos</w:t>
-      </w:r>
-    </w:p>
-    <w:p>
-      <w:pPr>
-        <w:pStyle w:val="ListNumber"/>
-      </w:pPr>
-      <w:r>
-        <w:rPr>
-          <w:b w:val="0"/>
-          <w:color w:val="4A4A49"/>
-          <w:sz w:val="22"/>
-        </w:rPr>
-        <w:t>Cuatro reglas de diapositiva</w:t>
-      </w:r>
-    </w:p>
-    <w:p>
-      <w:pPr>
-        <w:pStyle w:val="ListNumber"/>
-      </w:pPr>
-      <w:r>
-        <w:rPr>
-          <w:b w:val="0"/>
-          <w:color w:val="4A4A49"/>
-          <w:sz w:val="22"/>
-        </w:rPr>
-        <w:t>El reparto: qué hace cada integrante, incluso quien no habla</w:t>
-      </w:r>
-    </w:p>
-    <w:p>
-      <w:pPr>
-        <w:pStyle w:val="ListNumber"/>
-      </w:pPr>
-      <w:r>
-        <w:rPr>
-          <w:b w:val="0"/>
-          <w:color w:val="4A4A49"/>
-          <w:sz w:val="22"/>
-        </w:rPr>
-        <w:t>La diapositiva que se lee y la que se mira</w:t>
-      </w:r>
-    </w:p>
-    <w:p>
-      <w:pPr>
-        <w:pStyle w:val="ListNumber"/>
-      </w:pPr>
-      <w:r>
-        <w:rPr>
-          <w:b w:val="0"/>
-          <w:color w:val="4A4A49"/>
-          <w:sz w:val="22"/>
-        </w:rPr>
-        <w:t>El plan B técnico, y tres trampas del ensayo</w:t>
-      </w:r>
-    </w:p>
-    <w:p>
-      <w:pPr>
-        <w:pStyle w:val="ListNumber"/>
-      </w:pPr>
-      <w:r>
-        <w:rPr>
-          <w:b w:val="0"/>
-          <w:color w:val="4A4A49"/>
-          <w:sz w:val="22"/>
-        </w:rPr>
-        <w:t>La pregunta de entrada: cuánto dura contarlo todo (1/2)</w:t>
-      </w:r>
-    </w:p>
-    <w:p>
-      <w:pPr>
-        <w:pStyle w:val="ListNumber"/>
-      </w:pPr>
-      <w:r>
-        <w:rPr>
-          <w:b w:val="0"/>
-          <w:color w:val="4A4A49"/>
-          <w:sz w:val="22"/>
-        </w:rPr>
-        <w:t>La pregunta de entrada: cuánto dura contarlo todo (2/2)</w:t>
-      </w:r>
-    </w:p>
-    <w:p>
-      <w:pPr>
-        <w:pStyle w:val="ListNumber"/>
-      </w:pPr>
-      <w:r>
-        <w:rPr>
-          <w:b w:val="0"/>
-          <w:color w:val="4A4A49"/>
-          <w:sz w:val="22"/>
-        </w:rPr>
-        <w:t>Los cinco tramos, y por qué el tramo 4 es el que sube la nota (1/2)</w:t>
-      </w:r>
-    </w:p>
-    <w:p>
-      <w:pPr>
-        <w:pStyle w:val="ListNumber"/>
-      </w:pPr>
-      <w:r>
-        <w:rPr>
-          <w:b w:val="0"/>
-          <w:color w:val="4A4A49"/>
-          <w:sz w:val="22"/>
-        </w:rPr>
-        <w:t>Los cinco tramos, y por qué el tramo 4 es el que sube la nota (2/2)</w:t>
-      </w:r>
-    </w:p>
-    <w:p>
-      <w:pPr>
-        <w:pStyle w:val="ListNumber"/>
-      </w:pPr>
-      <w:r>
-        <w:rPr>
-          <w:b w:val="0"/>
-          <w:color w:val="4A4A49"/>
-          <w:sz w:val="22"/>
-        </w:rPr>
-        <w:t>Diapositivas que se miran, y el reparto que reparte de verdad (1/3)</w:t>
-      </w:r>
-    </w:p>
-    <w:p>
-      <w:pPr>
-        <w:pStyle w:val="ListNumber"/>
-      </w:pPr>
-      <w:r>
-        <w:rPr>
-          <w:b w:val="0"/>
-          <w:color w:val="4A4A49"/>
-          <w:sz w:val="22"/>
-        </w:rPr>
-        <w:t>Diapositivas que se miran, y el reparto que reparte de verdad (2/3)</w:t>
-      </w:r>
-    </w:p>
-    <w:p>
-      <w:pPr>
-        <w:pStyle w:val="ListNumber"/>
-      </w:pPr>
-      <w:r>
-        <w:rPr>
-          <w:b w:val="0"/>
-          <w:color w:val="4A4A49"/>
-          <w:sz w:val="22"/>
-        </w:rPr>
-        <w:t>Diapositivas que se miran, y el reparto que reparte de verdad (3/3)</w:t>
-      </w:r>
-    </w:p>
-    <w:p>
-      <w:pPr>
-        <w:pStyle w:val="ListNumber"/>
-      </w:pPr>
-      <w:r>
-        <w:rPr>
-          <w:b w:val="0"/>
-          <w:color w:val="4A4A49"/>
-          <w:sz w:val="22"/>
-        </w:rPr>
-        <w:t>El plan B, el ensayo, y por qué se ensaya solo el arranque (1/3)</w:t>
-      </w:r>
-    </w:p>
-    <w:p>
-      <w:pPr>
-        <w:pStyle w:val="ListNumber"/>
-      </w:pPr>
-      <w:r>
-        <w:rPr>
-          <w:b w:val="0"/>
-          <w:color w:val="4A4A49"/>
-          <w:sz w:val="22"/>
-        </w:rPr>
-        <w:t>El plan B, el ensayo, y por qué se ensaya solo el arranque (2/3)</w:t>
-      </w:r>
-    </w:p>
-    <w:p>
-      <w:pPr>
-        <w:pStyle w:val="ListNumber"/>
-      </w:pPr>
-      <w:r>
-        <w:rPr>
-          <w:b w:val="0"/>
-          <w:color w:val="4A4A49"/>
-          <w:sz w:val="22"/>
-        </w:rPr>
-        <w:t>El plan B, el ensayo, y por qué se ensaya solo el arranque (3/3)</w:t>
-      </w:r>
-    </w:p>
-    <w:p>
-      <w:pPr>
-        <w:pStyle w:val="ListNumber"/>
-      </w:pPr>
-      <w:r>
-        <w:rPr>
-          <w:b w:val="0"/>
-          <w:color w:val="4A4A49"/>
-          <w:sz w:val="22"/>
-        </w:rPr>
-        <w:t>Plantilla del entregable: los 5 bloques</w:t>
-      </w:r>
-    </w:p>
-    <w:p>
-      <w:pPr>
-        <w:pStyle w:val="ListNumber"/>
-      </w:pPr>
-      <w:r>
-        <w:rPr>
-          <w:b w:val="0"/>
-          <w:color w:val="4A4A49"/>
-          <w:sz w:val="22"/>
-        </w:rPr>
-        <w:t>Guion de la exposicion, con tiempos</w:t>
-      </w:r>
-    </w:p>
-    <w:p>
-      <w:pPr>
-        <w:pStyle w:val="ListNumber"/>
-      </w:pPr>
-      <w:r>
-        <w:rPr>
-          <w:b w:val="0"/>
-          <w:color w:val="4A4A49"/>
-          <w:sz w:val="22"/>
-        </w:rPr>
-        <w:t>Taller de hoy: Guion de nueve minutos y plan B</w:t>
-      </w:r>
-    </w:p>
-    <w:p>
-      <w:pPr>
-        <w:pStyle w:val="ListNumber"/>
-      </w:pPr>
-      <w:r>
-        <w:rPr>
-          <w:b w:val="0"/>
-          <w:color w:val="4A4A49"/>
-          <w:sz w:val="22"/>
-        </w:rPr>
-        <w:t>Cómo se expone en 4 minutos</w:t>
-      </w:r>
-    </w:p>
-    <w:p>
-      <w:pPr>
-        <w:pStyle w:val="ListNumber"/>
-      </w:pPr>
-      <w:r>
-        <w:rPr>
-          <w:b w:val="0"/>
-          <w:color w:val="4A4A49"/>
-          <w:sz w:val="22"/>
-        </w:rPr>
-        <w:t>Para la Clase 15</w:t>
-      </w:r>
-    </w:p>
-    <w:p>
-      <w:pPr>
-        <w:pStyle w:val="ListNumber"/>
-      </w:pPr>
-      <w:r>
-        <w:rPr>
-          <w:b w:val="0"/>
-          <w:color w:val="4A4A49"/>
-          <w:sz w:val="22"/>
-        </w:rPr>
-        <w:t>Cierre · Nos vemos en la Clase 15</w:t>
-      </w:r>
-    </w:p>
-    <w:p>
-      <w:pPr>
-        <w:spacing w:before="200" w:after="60"/>
-      </w:pPr>
-      <w:r>
-        <w:rPr>
-          <w:b/>
-          <w:color w:val="1A1C1D"/>
-          <w:sz w:val="32"/>
-        </w:rPr>
-        <w:t>Plan de clase minuto a minuto (90 min)</w:t>
+        <w:t>Desarrollo de la clase, minuto a minuto (90 min)</w:t>
       </w:r>
     </w:p>
     <w:p>
@@ -1372,7 +880,7 @@
           <w:color w:val="1A1C1D"/>
           <w:sz w:val="32"/>
         </w:rPr>
-        <w:t>00:06–00:28 · Teoría (22 min) · [Slide 5]…[Slide 9]</w:t>
+        <w:t>00:06–00:28 · Teoría (22 min) · [Slide 5]…[Slide 10]</w:t>
       </w:r>
     </w:p>
     <w:p>
@@ -1440,7 +948,7 @@
           <w:color w:val="4A4A49"/>
           <w:sz w:val="22"/>
         </w:rPr>
-        <w:t xml:space="preserve"> · Las cuatro reglas de diapositiva [Slide 6]. La ley: </w:t>
+        <w:t xml:space="preserve"> · Las cuatro reglas de diapositiva [Slide 7]. La ley: </w:t>
       </w:r>
       <w:r>
         <w:rPr>
@@ -1469,7 +977,7 @@
           <w:color w:val="4A4A49"/>
           <w:sz w:val="22"/>
         </w:rPr>
-        <w:t xml:space="preserve"> · El reparto [Slide 7]. Las dos exigencias: </w:t>
+        <w:t xml:space="preserve"> · El reparto [Slide 8]. Las dos exigencias: </w:t>
       </w:r>
       <w:r>
         <w:rPr>
@@ -1514,7 +1022,7 @@
           <w:color w:val="4A4A49"/>
           <w:sz w:val="22"/>
         </w:rPr>
-        <w:t xml:space="preserve"> · Antes y después [Slide 8]. Deténgase en la fila de la matriz: </w:t>
+        <w:t xml:space="preserve"> · Antes y después [Slide 9]. Deténgase en la fila de la matriz: </w:t>
       </w:r>
       <w:r>
         <w:rPr>
@@ -1543,7 +1051,7 @@
           <w:color w:val="4A4A49"/>
           <w:sz w:val="22"/>
         </w:rPr>
-        <w:t xml:space="preserve"> · Plan B y trampas del ensayo [Slide 9]. Diga que el plan B </w:t>
+        <w:t xml:space="preserve"> · Plan B y trampas del ensayo [Slide 10]. Diga que el plan B </w:t>
       </w:r>
       <w:r>
         <w:rPr>
@@ -1572,7 +1080,7 @@
           <w:color w:val="1A1C1D"/>
           <w:sz w:val="32"/>
         </w:rPr>
-        <w:t>00:28–00:55 · Taller en salas de grupo (27 min) · [Slide 10]</w:t>
+        <w:t>00:28–00:55 · Taller en salas de grupo (27 min) · [Slide 11]</w:t>
       </w:r>
     </w:p>
     <w:p>
@@ -1779,7 +1287,7 @@
           <w:color w:val="1A1C1D"/>
           <w:sz w:val="32"/>
         </w:rPr>
-        <w:t>00:55–01:25 · Ensayo cronometrado (30 min) · [Slide 11]</w:t>
+        <w:t>00:55–01:25 · Ensayo cronometrado (30 min) · [Slide 12]</w:t>
       </w:r>
     </w:p>
     <w:p>
@@ -1930,7 +1438,7 @@
           <w:color w:val="1A1C1D"/>
           <w:sz w:val="32"/>
         </w:rPr>
-        <w:t>01:25–01:30 · Cierre · [Slide 12][Slide 13]</w:t>
+        <w:t>01:25–01:30 · Cierre · [Slide 13][Slide 14]</w:t>
       </w:r>
     </w:p>
     <w:p>
@@ -2013,6 +1521,48 @@
     </w:p>
     <w:p>
       <w:pPr>
+        <w:ind w:left="432"/>
+        <w:shd w:val="clear" w:fill="F7F7F8"/>
+      </w:pPr>
+      <w:r>
+        <w:rPr>
+          <w:b/>
+          <w:i/>
+          <w:color w:val="4A4A49"/>
+          <w:sz w:val="21"/>
+        </w:rPr>
+        <w:t>Ejemplos resueltos</w:t>
+      </w:r>
+      <w:r>
+        <w:rPr>
+          <w:b w:val="0"/>
+          <w:i/>
+          <w:color w:val="4A4A49"/>
+          <w:sz w:val="21"/>
+        </w:rPr>
+        <w:t xml:space="preserve"> (láminas 6): cada uno va justo después de su concepto y se recorre </w:t>
+      </w:r>
+      <w:r>
+        <w:rPr>
+          <w:b/>
+          <w:i/>
+          <w:color w:val="4A4A49"/>
+          <w:sz w:val="21"/>
+        </w:rPr>
+        <w:t>dentro del tiempo de ese concepto</w:t>
+      </w:r>
+      <w:r>
+        <w:rPr>
+          <w:b w:val="0"/>
+          <w:i/>
+          <w:color w:val="4A4A49"/>
+          <w:sz w:val="21"/>
+        </w:rPr>
+        <w:t>, no aparte. Cómo recorrerlo está en sus notas del presentador.</w:t>
+      </w:r>
+    </w:p>
+    <w:p>
+      <w:pPr>
         <w:spacing w:before="200" w:after="60"/>
       </w:pPr>
       <w:r>
@@ -2021,7 +1571,229 @@
           <w:color w:val="1A1C1D"/>
           <w:sz w:val="32"/>
         </w:rPr>
-        <w:t>Errores frecuentes y cómo cortarlos en caliente</w:t>
+        <w:t>Mapa de láminas</w:t>
+      </w:r>
+    </w:p>
+    <w:p>
+      <w:r>
+        <w:rPr>
+          <w:b w:val="0"/>
+          <w:color w:val="4A4A49"/>
+          <w:sz w:val="22"/>
+        </w:rPr>
+        <w:t xml:space="preserve">Numeración real del deck </w:t>
+      </w:r>
+      <w:r>
+        <w:rPr>
+          <w:rFonts w:ascii="Consolas" w:hAnsi="Consolas"/>
+          <w:b w:val="0"/>
+          <w:color w:val="111111"/>
+          <w:sz w:val="21"/>
+        </w:rPr>
+        <w:t>Clases/Clase 14 - Preparacion de la presentacion final/Presentacion.pptx</w:t>
+      </w:r>
+      <w:r>
+        <w:rPr>
+          <w:b w:val="0"/>
+          <w:color w:val="4A4A49"/>
+          <w:sz w:val="22"/>
+        </w:rPr>
+        <w:t>. Las etiquetas [Slide N] del plan y las referencias del fundamento apuntan aquí.</w:t>
+      </w:r>
+    </w:p>
+    <w:p>
+      <w:pPr>
+        <w:pStyle w:val="ListNumber"/>
+      </w:pPr>
+      <w:r>
+        <w:rPr>
+          <w:b w:val="0"/>
+          <w:color w:val="4A4A49"/>
+          <w:sz w:val="22"/>
+        </w:rPr>
+        <w:t>Portada · Clase 14</w:t>
+      </w:r>
+    </w:p>
+    <w:p>
+      <w:pPr>
+        <w:pStyle w:val="ListNumber"/>
+      </w:pPr>
+      <w:r>
+        <w:rPr>
+          <w:b w:val="0"/>
+          <w:color w:val="4A4A49"/>
+          <w:sz w:val="22"/>
+        </w:rPr>
+        <w:t>Agenda de hoy (90 min)</w:t>
+      </w:r>
+    </w:p>
+    <w:p>
+      <w:pPr>
+        <w:pStyle w:val="ListNumber"/>
+      </w:pPr>
+      <w:r>
+        <w:rPr>
+          <w:b w:val="0"/>
+          <w:color w:val="4A4A49"/>
+          <w:sz w:val="22"/>
+        </w:rPr>
+        <w:t>Objetivos de la sesión</w:t>
+      </w:r>
+    </w:p>
+    <w:p>
+      <w:pPr>
+        <w:pStyle w:val="ListNumber"/>
+      </w:pPr>
+      <w:r>
+        <w:rPr>
+          <w:b w:val="0"/>
+          <w:color w:val="4A4A49"/>
+          <w:sz w:val="22"/>
+        </w:rPr>
+        <w:t>Pregunta de entrada</w:t>
+      </w:r>
+    </w:p>
+    <w:p>
+      <w:pPr>
+        <w:pStyle w:val="ListNumber"/>
+      </w:pPr>
+      <w:r>
+        <w:rPr>
+          <w:b w:val="0"/>
+          <w:color w:val="4A4A49"/>
+          <w:sz w:val="22"/>
+        </w:rPr>
+        <w:t>Los cinco tramos de nueve minutos</w:t>
+      </w:r>
+    </w:p>
+    <w:p>
+      <w:pPr>
+        <w:pStyle w:val="ListNumber"/>
+      </w:pPr>
+      <w:r>
+        <w:rPr>
+          <w:b w:val="0"/>
+          <w:color w:val="4A4A49"/>
+          <w:sz w:val="22"/>
+        </w:rPr>
+        <w:t>Ejemplo: los cinco tramos de la app de turnos, dichos</w:t>
+      </w:r>
+    </w:p>
+    <w:p>
+      <w:pPr>
+        <w:pStyle w:val="ListNumber"/>
+      </w:pPr>
+      <w:r>
+        <w:rPr>
+          <w:b w:val="0"/>
+          <w:color w:val="4A4A49"/>
+          <w:sz w:val="22"/>
+        </w:rPr>
+        <w:t>Cuatro reglas de diapositiva</w:t>
+      </w:r>
+    </w:p>
+    <w:p>
+      <w:pPr>
+        <w:pStyle w:val="ListNumber"/>
+      </w:pPr>
+      <w:r>
+        <w:rPr>
+          <w:b w:val="0"/>
+          <w:color w:val="4A4A49"/>
+          <w:sz w:val="22"/>
+        </w:rPr>
+        <w:t>El reparto: qué hace cada integrante, incluso quien no habla</w:t>
+      </w:r>
+    </w:p>
+    <w:p>
+      <w:pPr>
+        <w:pStyle w:val="ListNumber"/>
+      </w:pPr>
+      <w:r>
+        <w:rPr>
+          <w:b w:val="0"/>
+          <w:color w:val="4A4A49"/>
+          <w:sz w:val="22"/>
+        </w:rPr>
+        <w:t>La diapositiva que se lee y la que se mira</w:t>
+      </w:r>
+    </w:p>
+    <w:p>
+      <w:pPr>
+        <w:pStyle w:val="ListNumber"/>
+      </w:pPr>
+      <w:r>
+        <w:rPr>
+          <w:b w:val="0"/>
+          <w:color w:val="4A4A49"/>
+          <w:sz w:val="22"/>
+        </w:rPr>
+        <w:t>El plan B técnico, y tres trampas del ensayo</w:t>
+      </w:r>
+    </w:p>
+    <w:p>
+      <w:pPr>
+        <w:pStyle w:val="ListNumber"/>
+      </w:pPr>
+      <w:r>
+        <w:rPr>
+          <w:b w:val="0"/>
+          <w:color w:val="4A4A49"/>
+          <w:sz w:val="22"/>
+        </w:rPr>
+        <w:t>Taller de hoy: Guion de nueve minutos y plan B</w:t>
+      </w:r>
+    </w:p>
+    <w:p>
+      <w:pPr>
+        <w:pStyle w:val="ListNumber"/>
+      </w:pPr>
+      <w:r>
+        <w:rPr>
+          <w:b w:val="0"/>
+          <w:color w:val="4A4A49"/>
+          <w:sz w:val="22"/>
+        </w:rPr>
+        <w:t>Cómo se expone en 4 minutos</w:t>
+      </w:r>
+    </w:p>
+    <w:p>
+      <w:pPr>
+        <w:pStyle w:val="ListNumber"/>
+      </w:pPr>
+      <w:r>
+        <w:rPr>
+          <w:b w:val="0"/>
+          <w:color w:val="4A4A49"/>
+          <w:sz w:val="22"/>
+        </w:rPr>
+        <w:t>Para la Clase 15</w:t>
+      </w:r>
+    </w:p>
+    <w:p>
+      <w:pPr>
+        <w:pStyle w:val="ListNumber"/>
+      </w:pPr>
+      <w:r>
+        <w:rPr>
+          <w:b w:val="0"/>
+          <w:color w:val="4A4A49"/>
+          <w:sz w:val="22"/>
+        </w:rPr>
+        <w:t>Cierre · Nos vemos en la Clase 15</w:t>
+      </w:r>
+    </w:p>
+    <w:p>
+      <w:pPr>
+        <w:spacing w:before="200" w:after="60"/>
+      </w:pPr>
+      <w:r>
+        <w:rPr>
+          <w:b/>
+          <w:color w:val="1A1C1D"/>
+          <w:sz w:val="32"/>
+        </w:rPr>
+        <w:t>Si pasa esto en clase</w:t>
       </w:r>
     </w:p>
     <w:tbl>
@@ -2368,7 +2140,7 @@
           <w:color w:val="1A1C1D"/>
           <w:sz w:val="32"/>
         </w:rPr>
-        <w:t>Dudas frecuentes del estudiante</w:t>
+        <w:t>Preguntas que suelen hacer</w:t>
       </w:r>
     </w:p>
     <w:p>
@@ -2509,7 +2281,7 @@
           <w:color w:val="1A1C1D"/>
           <w:sz w:val="32"/>
         </w:rPr>
-        <w:t>Notas operativas</w:t>
+        <w:t>Antes de empezar</w:t>
       </w:r>
     </w:p>
     <w:p>

--- a/Introduccion a la Ingenieria/Kit docente/Clase 14/Guion Docente Clase 14 - Preparacion de la presentacion final.docx
+++ b/Introduccion a la Ingenieria/Kit docente/Clase 14/Guion Docente Clase 14 - Preparacion de la presentacion final.docx
@@ -1080,7 +1080,7 @@
           <w:color w:val="1A1C1D"/>
           <w:sz w:val="32"/>
         </w:rPr>
-        <w:t>00:28–00:55 · Taller en salas de grupo (27 min) · [Slide 11]</w:t>
+        <w:t>00:28–00:55 · Taller en salas de grupo (27 min) · [fuera del deck · guía del taller en la carpeta]</w:t>
       </w:r>
     </w:p>
     <w:p>
@@ -1287,7 +1287,7 @@
           <w:color w:val="1A1C1D"/>
           <w:sz w:val="32"/>
         </w:rPr>
-        <w:t>00:55–01:25 · Ensayo cronometrado (30 min) · [Slide 12]</w:t>
+        <w:t>00:55–01:25 · Ensayo cronometrado (30 min) · [fuera del deck · guía del taller en la carpeta]</w:t>
       </w:r>
     </w:p>
     <w:p>
@@ -1438,7 +1438,7 @@
           <w:color w:val="1A1C1D"/>
           <w:sz w:val="32"/>
         </w:rPr>
-        <w:t>01:25–01:30 · Cierre · [Slide 13][Slide 14]</w:t>
+        <w:t>01:25–01:30 · Cierre · [fuera del deck · guía del taller en la carpeta][Slide 11]</w:t>
       </w:r>
     </w:p>
     <w:p>
@@ -1729,45 +1729,6 @@
           <w:sz w:val="22"/>
         </w:rPr>
         <w:t>El plan B técnico, y tres trampas del ensayo</w:t>
-      </w:r>
-    </w:p>
-    <w:p>
-      <w:pPr>
-        <w:pStyle w:val="ListNumber"/>
-      </w:pPr>
-      <w:r>
-        <w:rPr>
-          <w:b w:val="0"/>
-          <w:color w:val="4A4A49"/>
-          <w:sz w:val="22"/>
-        </w:rPr>
-        <w:t>Taller de hoy: Guion de nueve minutos y plan B</w:t>
-      </w:r>
-    </w:p>
-    <w:p>
-      <w:pPr>
-        <w:pStyle w:val="ListNumber"/>
-      </w:pPr>
-      <w:r>
-        <w:rPr>
-          <w:b w:val="0"/>
-          <w:color w:val="4A4A49"/>
-          <w:sz w:val="22"/>
-        </w:rPr>
-        <w:t>Cómo se expone en 4 minutos</w:t>
-      </w:r>
-    </w:p>
-    <w:p>
-      <w:pPr>
-        <w:pStyle w:val="ListNumber"/>
-      </w:pPr>
-      <w:r>
-        <w:rPr>
-          <w:b w:val="0"/>
-          <w:color w:val="4A4A49"/>
-          <w:sz w:val="22"/>
-        </w:rPr>
-        <w:t>Para la Clase 15</w:t>
       </w:r>
     </w:p>
     <w:p>
